--- a/tests/fixtures/equations.docx
+++ b/tests/fixtures/equations.docx
@@ -1240,7 +1240,13 @@
     </w:p>
     <w:p>
       <w:r>
-        <w:t xml:space="preserve">Delim: \left(\right)</w:t>
+        <w:t xml:space="preserve">Delim: \left(</w:t>
+      </w:r>
+      <w:r>
+        <w:br/>
+      </w:r>
+      <w:r>
+        <w:t xml:space="preserve">ight)</w:t>
       </w:r>
     </w:p>
     <w:p>
@@ -4100,7 +4106,13 @@
     </w:p>
     <w:p>
       <w:r>
-        <w:t xml:space="preserve">Bold: \boldsymbol{\nabla}</w:t>
+        <w:t xml:space="preserve">Bold: \boldsymbol{</w:t>
+      </w:r>
+      <w:r>
+        <w:br/>
+      </w:r>
+      <w:r>
+        <w:t xml:space="preserve">abla}</w:t>
       </w:r>
     </w:p>
     <w:p>
@@ -4234,45 +4246,39 @@
     <w:p>
       <m:oMath>
         <m:r>
-          <m:rPr>
-            <w:rPr>
-              <w:color w:val="FF0000"/>
-            </w:rPr>
-          </m:rPr>
+          <w:rPr>
+            <w:color w:val="FF0000"/>
+          </w:rPr>
           <m:t>x</m:t>
         </m:r>
         <m:r>
           <m:rPr>
             <m:sty m:val="p"/>
-            <w:rPr>
-              <w:color w:val="FF0000"/>
-            </w:rPr>
-          </m:rPr>
+          </m:rPr>
+          <w:rPr>
+            <w:color w:val="FF0000"/>
+          </w:rPr>
           <m:t>+</m:t>
         </m:r>
         <m:r>
-          <m:rPr>
-            <w:rPr>
-              <w:color w:val="FF0000"/>
-            </w:rPr>
-          </m:rPr>
+          <w:rPr>
+            <w:color w:val="FF0000"/>
+          </w:rPr>
           <m:t>y</m:t>
         </m:r>
         <m:r>
           <m:rPr>
             <m:sty m:val="p"/>
-            <w:rPr>
-              <w:color w:val="FF0000"/>
-            </w:rPr>
-          </m:rPr>
+          </m:rPr>
+          <w:rPr>
+            <w:color w:val="FF0000"/>
+          </w:rPr>
           <m:t>=</m:t>
         </m:r>
         <m:r>
-          <m:rPr>
-            <w:rPr>
-              <w:color w:val="FF0000"/>
-            </w:rPr>
-          </m:rPr>
+          <w:rPr>
+            <w:color w:val="FF0000"/>
+          </w:rPr>
           <m:t>z</m:t>
         </m:r>
       </m:oMath>
@@ -4287,21 +4293,17 @@
         <m:f>
           <m:num>
             <m:r>
-              <m:rPr>
-                <w:rPr>
-                  <w:color w:val="0000FF"/>
-                </w:rPr>
-              </m:rPr>
+              <w:rPr>
+                <w:color w:val="0000FF"/>
+              </w:rPr>
               <m:t>a</m:t>
             </m:r>
           </m:num>
           <m:den>
             <m:r>
-              <m:rPr>
-                <w:rPr>
-                  <w:color w:val="0000FF"/>
-                </w:rPr>
-              </m:rPr>
+              <w:rPr>
+                <w:color w:val="0000FF"/>
+              </w:rPr>
               <m:t>b</m:t>
             </m:r>
           </m:den>
@@ -4316,46 +4318,42 @@
     <w:p>
       <m:oMath>
         <m:r>
-          <m:rPr>
-            <w:rPr>
-              <w:color w:val="FFA500"/>
-            </w:rPr>
-          </m:rPr>
+          <w:rPr>
+            <w:color w:val="FFA500"/>
+          </w:rPr>
           <m:t>f</m:t>
         </m:r>
         <m:r>
           <m:rPr>
             <m:sty m:val="p"/>
-            <w:rPr>
-              <w:color w:val="FFA500"/>
-            </w:rPr>
-          </m:rPr>
+          </m:rPr>
+          <w:rPr>
+            <w:color w:val="FFA500"/>
+          </w:rPr>
           <m:t>(</m:t>
         </m:r>
         <m:r>
-          <m:rPr>
-            <w:rPr>
-              <w:color w:val="FFA500"/>
-            </w:rPr>
-          </m:rPr>
+          <w:rPr>
+            <w:color w:val="FFA500"/>
+          </w:rPr>
           <m:t>x</m:t>
         </m:r>
         <m:r>
           <m:rPr>
             <m:sty m:val="p"/>
-            <w:rPr>
-              <w:color w:val="FFA500"/>
-            </w:rPr>
-          </m:rPr>
+          </m:rPr>
+          <w:rPr>
+            <w:color w:val="FFA500"/>
+          </w:rPr>
           <m:t>)</m:t>
         </m:r>
         <m:r>
           <m:rPr>
             <m:sty m:val="p"/>
-            <w:rPr>
-              <w:color w:val="FFA500"/>
-            </w:rPr>
-          </m:rPr>
+          </m:rPr>
+          <w:rPr>
+            <w:color w:val="FFA500"/>
+          </w:rPr>
           <m:t>=</m:t>
         </m:r>
         <m:func>
@@ -4369,11 +4367,9 @@
           </m:fName>
           <m:e>
             <m:r>
-              <m:rPr>
-                <w:rPr>
-                  <w:color w:val="FFA500"/>
-                </w:rPr>
-              </m:rPr>
+              <w:rPr>
+                <w:color w:val="FFA500"/>
+              </w:rPr>
               <m:t>x</m:t>
             </m:r>
           </m:e>
@@ -4393,11 +4389,9 @@
     <w:p>
       <m:oMath>
         <m:r>
-          <m:rPr>
-            <w:rPr>
-              <w:color w:val="FF0000"/>
-            </w:rPr>
-          </m:rPr>
+          <w:rPr>
+            <w:color w:val="FF0000"/>
+          </w:rPr>
           <m:t>a</m:t>
         </m:r>
         <m:r>
@@ -4407,11 +4401,9 @@
           <m:t>+</m:t>
         </m:r>
         <m:r>
-          <m:rPr>
-            <w:rPr>
-              <w:color w:val="00FF00"/>
-            </w:rPr>
-          </m:rPr>
+          <w:rPr>
+            <w:color w:val="00FF00"/>
+          </w:rPr>
           <m:t>b</m:t>
         </m:r>
         <m:r>
@@ -4421,11 +4413,9 @@
           <m:t>=</m:t>
         </m:r>
         <m:r>
-          <m:rPr>
-            <w:rPr>
-              <w:color w:val="0000FF"/>
-            </w:rPr>
-          </m:rPr>
+          <w:rPr>
+            <w:color w:val="0000FF"/>
+          </w:rPr>
           <m:t>c</m:t>
         </m:r>
       </m:oMath>
@@ -4438,38 +4428,32 @@
     <w:p>
       <m:oMath>
         <m:r>
-          <m:rPr>
-            <w:rPr>
-              <w:sz w:val="32"/>
-            </w:rPr>
-          </m:rPr>
+          <w:rPr>
+            <w:sz w:val="32"/>
+          </w:rPr>
           <m:t>E</m:t>
         </m:r>
         <m:r>
           <m:rPr>
             <m:sty m:val="p"/>
-            <w:rPr>
-              <w:sz w:val="32"/>
-            </w:rPr>
-          </m:rPr>
+          </m:rPr>
+          <w:rPr>
+            <w:sz w:val="32"/>
+          </w:rPr>
           <m:t>=</m:t>
         </m:r>
         <m:r>
-          <m:rPr>
-            <w:rPr>
-              <w:sz w:val="32"/>
-            </w:rPr>
-          </m:rPr>
+          <w:rPr>
+            <w:sz w:val="32"/>
+          </w:rPr>
           <m:t>m</m:t>
         </m:r>
         <m:sSup>
           <m:e>
             <m:r>
-              <m:rPr>
-                <w:rPr>
-                  <w:sz w:val="32"/>
-                </w:rPr>
-              </m:rPr>
+              <w:rPr>
+                <w:sz w:val="32"/>
+              </w:rPr>
               <m:t>c</m:t>
             </m:r>
           </m:e>
@@ -4477,10 +4461,10 @@
             <m:r>
               <m:rPr>
                 <m:sty m:val="p"/>
-                <w:rPr>
-                  <w:sz w:val="32"/>
-                </w:rPr>
-              </m:rPr>
+              </m:rPr>
+              <w:rPr>
+                <w:sz w:val="32"/>
+              </w:rPr>
               <m:t>2</m:t>
             </m:r>
           </m:sup>
@@ -4504,11 +4488,9 @@
           <m:t>+</m:t>
         </m:r>
         <m:r>
-          <m:rPr>
-            <w:rPr>
-              <w:sz w:val="20"/>
-            </w:rPr>
-          </m:rPr>
+          <w:rPr>
+            <w:sz w:val="20"/>
+          </w:rPr>
           <m:t>ϵ</m:t>
         </m:r>
       </m:oMath>
@@ -4523,21 +4505,17 @@
         <m:f>
           <m:num>
             <m:r>
-              <m:rPr>
-                <w:rPr>
-                  <w:strike/>
-                </w:rPr>
-              </m:rPr>
+              <w:rPr>
+                <w:strike/>
+              </w:rPr>
               <m:t>x</m:t>
             </m:r>
           </m:num>
           <m:den>
             <m:r>
-              <m:rPr>
-                <w:rPr>
-                  <w:strike/>
-                </w:rPr>
-              </m:rPr>
+              <w:rPr>
+                <w:strike/>
+              </w:rPr>
               <m:t>x</m:t>
             </m:r>
             <m:r>
@@ -4576,11 +4554,9 @@
     <w:p>
       <m:oMath>
         <m:r>
-          <m:rPr>
-            <w:rPr>
-              <w:strike/>
-            </w:rPr>
-          </m:rPr>
+          <w:rPr>
+            <w:strike/>
+          </w:rPr>
           <m:t>a</m:t>
         </m:r>
         <m:r>
@@ -4599,11 +4575,9 @@
           <m:t>−</m:t>
         </m:r>
         <m:r>
-          <m:rPr>
-            <w:rPr>
-              <w:strike/>
-            </w:rPr>
-          </m:rPr>
+          <w:rPr>
+            <w:strike/>
+          </w:rPr>
           <m:t>a</m:t>
         </m:r>
         <m:r>
@@ -4924,10 +4898,10 @@
             <m:r>
               <m:rPr>
                 <m:sty m:val="p"/>
-                <w:rPr>
-                  <w:color w:val="0000FF"/>
-                </w:rPr>
-              </m:rPr>
+              </m:rPr>
+              <w:rPr>
+                <w:color w:val="0000FF"/>
+              </w:rPr>
               <m:t>data fit</m:t>
             </m:r>
           </m:lim>
@@ -4980,10 +4954,10 @@
             <m:r>
               <m:rPr>
                 <m:sty m:val="p"/>
-                <w:rPr>
-                  <w:color w:val="FF0000"/>
-                </w:rPr>
-              </m:rPr>
+              </m:rPr>
+              <w:rPr>
+                <w:color w:val="FF0000"/>
+              </w:rPr>
               <m:t>regularizer</m:t>
             </m:r>
           </m:lim>
@@ -5088,45 +5062,43 @@
             <m:r>
               <m:rPr>
                 <m:sty m:val="p"/>
-                <w:rPr>
-                  <w:strike/>
-                </w:rPr>
-              </m:rPr>
+              </m:rPr>
+              <w:rPr>
+                <w:strike/>
+              </w:rPr>
               <m:t>(</m:t>
             </m:r>
             <m:r>
-              <m:rPr>
-                <w:rPr>
-                  <w:strike/>
-                </w:rPr>
-              </m:rPr>
+              <w:rPr>
+                <w:strike/>
+              </w:rPr>
               <m:t>x</m:t>
             </m:r>
             <m:r>
               <m:rPr>
                 <m:sty m:val="p"/>
-                <w:rPr>
-                  <w:strike/>
-                </w:rPr>
-              </m:rPr>
+              </m:rPr>
+              <w:rPr>
+                <w:strike/>
+              </w:rPr>
               <m:t>−</m:t>
             </m:r>
             <m:r>
               <m:rPr>
                 <m:sty m:val="p"/>
-                <w:rPr>
-                  <w:strike/>
-                </w:rPr>
-              </m:rPr>
+              </m:rPr>
+              <w:rPr>
+                <w:strike/>
+              </w:rPr>
               <m:t>1</m:t>
             </m:r>
             <m:r>
               <m:rPr>
                 <m:sty m:val="p"/>
-                <w:rPr>
-                  <w:strike/>
-                </w:rPr>
-              </m:rPr>
+              </m:rPr>
+              <w:rPr>
+                <w:strike/>
+              </w:rPr>
               <m:t>)</m:t>
             </m:r>
           </m:num>
@@ -5134,45 +5106,43 @@
             <m:r>
               <m:rPr>
                 <m:sty m:val="p"/>
-                <w:rPr>
-                  <w:strike/>
-                </w:rPr>
-              </m:rPr>
+              </m:rPr>
+              <w:rPr>
+                <w:strike/>
+              </w:rPr>
               <m:t>(</m:t>
             </m:r>
             <m:r>
-              <m:rPr>
-                <w:rPr>
-                  <w:strike/>
-                </w:rPr>
-              </m:rPr>
+              <w:rPr>
+                <w:strike/>
+              </w:rPr>
               <m:t>x</m:t>
             </m:r>
             <m:r>
               <m:rPr>
                 <m:sty m:val="p"/>
-                <w:rPr>
-                  <w:strike/>
-                </w:rPr>
-              </m:rPr>
+              </m:rPr>
+              <w:rPr>
+                <w:strike/>
+              </w:rPr>
               <m:t>−</m:t>
             </m:r>
             <m:r>
               <m:rPr>
                 <m:sty m:val="p"/>
-                <w:rPr>
-                  <w:strike/>
-                </w:rPr>
-              </m:rPr>
+              </m:rPr>
+              <w:rPr>
+                <w:strike/>
+              </w:rPr>
               <m:t>1</m:t>
             </m:r>
             <m:r>
               <m:rPr>
                 <m:sty m:val="p"/>
-                <w:rPr>
-                  <w:strike/>
-                </w:rPr>
-              </m:rPr>
+              </m:rPr>
+              <w:rPr>
+                <w:strike/>
+              </w:rPr>
               <m:t>)</m:t>
             </m:r>
           </m:den>
@@ -5357,29 +5327,27 @@
         <m:r>
           <m:rPr>
             <m:sty m:val="p"/>
-            <w:rPr>
-              <w:color w:val="FF0000"/>
-            </w:rPr>
-          </m:rPr>
+          </m:rPr>
+          <w:rPr>
+            <w:color w:val="FF0000"/>
+          </w:rPr>
           <m:t>𝔼</m:t>
         </m:r>
         <m:r>
           <m:rPr>
             <m:sty m:val="p"/>
-            <w:rPr>
-              <w:color w:val="FF0000"/>
-            </w:rPr>
-          </m:rPr>
+          </m:rPr>
+          <w:rPr>
+            <w:color w:val="FF0000"/>
+          </w:rPr>
           <m:t>[</m:t>
         </m:r>
         <m:sSup>
           <m:e>
             <m:r>
-              <m:rPr>
-                <w:rPr>
-                  <w:color w:val="FF0000"/>
-                </w:rPr>
-              </m:rPr>
+              <w:rPr>
+                <w:color w:val="FF0000"/>
+              </w:rPr>
               <m:t>X</m:t>
             </m:r>
           </m:e>
@@ -5387,10 +5355,10 @@
             <m:r>
               <m:rPr>
                 <m:sty m:val="p"/>
-                <w:rPr>
-                  <w:color w:val="FF0000"/>
-                </w:rPr>
-              </m:rPr>
+              </m:rPr>
+              <w:rPr>
+                <w:color w:val="FF0000"/>
+              </w:rPr>
               <m:t>2</m:t>
             </m:r>
           </m:sup>
@@ -5398,10 +5366,10 @@
         <m:r>
           <m:rPr>
             <m:sty m:val="p"/>
-            <w:rPr>
-              <w:color w:val="FF0000"/>
-            </w:rPr>
-          </m:rPr>
+          </m:rPr>
+          <w:rPr>
+            <w:color w:val="FF0000"/>
+          </w:rPr>
           <m:t>]</m:t>
         </m:r>
         <m:r>
@@ -5415,54 +5383,52 @@
             <m:r>
               <m:rPr>
                 <m:sty m:val="p"/>
-                <w:rPr>
-                  <w:color w:val="0000FF"/>
-                </w:rPr>
-              </m:rPr>
+              </m:rPr>
+              <w:rPr>
+                <w:color w:val="0000FF"/>
+              </w:rPr>
               <m:t>(</m:t>
             </m:r>
             <m:r>
               <m:rPr>
                 <m:sty m:val="p"/>
-                <w:rPr>
-                  <w:color w:val="0000FF"/>
-                </w:rPr>
-              </m:rPr>
+              </m:rPr>
+              <w:rPr>
+                <w:color w:val="0000FF"/>
+              </w:rPr>
               <m:t>𝔼</m:t>
             </m:r>
             <m:r>
               <m:rPr>
                 <m:sty m:val="p"/>
-                <w:rPr>
-                  <w:color w:val="0000FF"/>
-                </w:rPr>
-              </m:rPr>
+              </m:rPr>
+              <w:rPr>
+                <w:color w:val="0000FF"/>
+              </w:rPr>
               <m:t>[</m:t>
             </m:r>
             <m:r>
-              <m:rPr>
-                <w:rPr>
-                  <w:color w:val="0000FF"/>
-                </w:rPr>
-              </m:rPr>
+              <w:rPr>
+                <w:color w:val="0000FF"/>
+              </w:rPr>
               <m:t>X</m:t>
             </m:r>
             <m:r>
               <m:rPr>
                 <m:sty m:val="p"/>
-                <w:rPr>
-                  <w:color w:val="0000FF"/>
-                </w:rPr>
-              </m:rPr>
+              </m:rPr>
+              <w:rPr>
+                <w:color w:val="0000FF"/>
+              </w:rPr>
               <m:t>]</m:t>
             </m:r>
             <m:r>
               <m:rPr>
                 <m:sty m:val="p"/>
-                <w:rPr>
-                  <w:color w:val="0000FF"/>
-                </w:rPr>
-              </m:rPr>
+              </m:rPr>
+              <w:rPr>
+                <w:color w:val="0000FF"/>
+              </w:rPr>
               <m:t>)</m:t>
             </m:r>
           </m:e>
@@ -5470,10 +5436,10 @@
             <m:r>
               <m:rPr>
                 <m:sty m:val="p"/>
-                <w:rPr>
-                  <w:color w:val="0000FF"/>
-                </w:rPr>
-              </m:rPr>
+              </m:rPr>
+              <w:rPr>
+                <w:color w:val="0000FF"/>
+              </w:rPr>
               <m:t>2</m:t>
             </m:r>
           </m:sup>
